--- a/ThesisManagement.Api/Templates/BẢNG ĐIỂM GHI KẾT QUẢ BẢO VỆ.docx
+++ b/ThesisManagement.Api/Templates/BẢNG ĐIỂM GHI KẾT QUẢ BẢO VỆ.docx
@@ -2062,9 +2062,20 @@
                 <w:color w:val="000000"/>
                 <w:sz w:val="26"/>
                 <w:szCs w:val="26"/>
-                <w:lang w:val="vi-VN"/>
+                <w:lang w:val="af-ZA"/>
               </w:rPr>
             </w:pPr>
+            <w:r>
+              <w:rPr>
+                <w:rFonts w:ascii="Times New Roman" w:eastAsia="Times New Roman" w:hAnsi="Times New Roman" w:cs="Times New Roman"/>
+                <w:noProof/>
+                <w:color w:val="000000"/>
+                <w:sz w:val="26"/>
+                <w:szCs w:val="26"/>
+                <w:lang w:val="af-ZA"/>
+              </w:rPr>
+              <w:t>1</w:t>
+            </w:r>
           </w:p>
         </w:tc>
         <w:tc>
@@ -2121,6 +2132,17 @@
                 <w:lang w:val="vi-VN"/>
               </w:rPr>
             </w:pPr>
+            <w:r>
+              <w:rPr>
+                <w:rFonts w:ascii="Times New Roman" w:eastAsia="Times New Roman" w:hAnsi="Times New Roman" w:cs="Times New Roman"/>
+                <w:bCs/>
+                <w:noProof/>
+                <w:sz w:val="24"/>
+                <w:szCs w:val="24"/>
+                <w:lang w:val="vi-VN"/>
+              </w:rPr>
+              <w:t>{{ChairMemberDisplay}}</w:t>
+            </w:r>
           </w:p>
         </w:tc>
         <w:tc>
@@ -2239,6 +2261,16 @@
                 <w:lang w:val="vi-VN"/>
               </w:rPr>
             </w:pPr>
+            <w:r>
+              <w:rPr>
+                <w:rFonts w:ascii="Times New Roman" w:eastAsia="Times New Roman" w:hAnsi="Times New Roman" w:cs="Times New Roman"/>
+                <w:bCs/>
+                <w:noProof/>
+                <w:sz w:val="24"/>
+                <w:szCs w:val="24"/>
+              </w:rPr>
+              <w:t>{{SecretaryMemberDisplay}}</w:t>
+            </w:r>
           </w:p>
         </w:tc>
         <w:tc>
@@ -2299,9 +2331,20 @@
                 <w:color w:val="000000"/>
                 <w:sz w:val="26"/>
                 <w:szCs w:val="26"/>
-                <w:lang w:val="vi-VN"/>
+                <w:lang w:val="af-ZA"/>
               </w:rPr>
             </w:pPr>
+            <w:r>
+              <w:rPr>
+                <w:rFonts w:ascii="Times New Roman" w:eastAsia="Times New Roman" w:hAnsi="Times New Roman" w:cs="Times New Roman"/>
+                <w:noProof/>
+                <w:color w:val="000000"/>
+                <w:sz w:val="26"/>
+                <w:szCs w:val="26"/>
+                <w:lang w:val="af-ZA"/>
+              </w:rPr>
+              <w:t>2</w:t>
+            </w:r>
           </w:p>
         </w:tc>
         <w:tc>
@@ -2358,6 +2401,18 @@
                 <w:lang w:val="vi-VN"/>
               </w:rPr>
             </w:pPr>
+            <w:r>
+              <w:rPr>
+                <w:rFonts w:ascii="Times New Roman" w:eastAsia="Times New Roman" w:hAnsi="Times New Roman" w:cs="Times New Roman"/>
+                <w:bCs/>
+                <w:noProof/>
+                <w:color w:val="000000"/>
+                <w:sz w:val="24"/>
+                <w:szCs w:val="24"/>
+                <w:lang w:val="vi-VN"/>
+              </w:rPr>
+              <w:t>{{ReviewerMemberDisplay}}</w:t>
+            </w:r>
           </w:p>
         </w:tc>
         <w:tc>
@@ -2454,6 +2509,16 @@
       </w:r>
     </w:p>
     <w:p>
+      <w:pPr>
+        <w:rPr>
+          <w:rFonts w:ascii="Times New Roman" w:eastAsia="Times New Roman" w:hAnsi="Times New Roman" w:cs="Times New Roman"/>
+          <w:i/>
+          <w:noProof/>
+          <w:sz w:val="28"/>
+          <w:szCs w:val="28"/>
+          <w:lang w:val="af-ZA"/>
+        </w:rPr>
+      </w:pPr>
       <w:r>
         <w:rPr>
           <w:rFonts w:ascii="Times New Roman" w:eastAsia="Times New Roman" w:hAnsi="Times New Roman" w:cs="Times New Roman"/>
@@ -2474,6 +2539,103 @@
           <w:lang w:val="vi-VN"/>
         </w:rPr>
         <w:t>(ký và ghi rõ họ</w:t>
+      </w:r>
+    </w:p>
+    <w:p>
+      <w:pPr>
+        <w:rPr>
+          <w:rFonts w:ascii="Times New Roman" w:eastAsia="Times New Roman" w:hAnsi="Times New Roman" w:cs="Times New Roman"/>
+          <w:i/>
+          <w:noProof/>
+          <w:sz w:val="28"/>
+          <w:szCs w:val="28"/>
+          <w:lang w:val="af-ZA"/>
+        </w:rPr>
+      </w:pPr>
+    </w:p>
+    <w:p>
+      <w:pPr>
+        <w:rPr>
+          <w:rFonts w:ascii="Times New Roman" w:eastAsia="Times New Roman" w:hAnsi="Times New Roman" w:cs="Times New Roman"/>
+          <w:i/>
+          <w:noProof/>
+          <w:sz w:val="28"/>
+          <w:szCs w:val="28"/>
+          <w:lang w:val="af-ZA"/>
+        </w:rPr>
+      </w:pPr>
+    </w:p>
+    <w:p>
+      <w:pPr>
+        <w:rPr>
+          <w:lang w:val="af-ZA"/>
+        </w:rPr>
+      </w:pPr>
+      <w:r>
+        <w:rPr>
+          <w:rFonts w:ascii="Times New Roman" w:eastAsia="Times New Roman" w:hAnsi="Times New Roman" w:cs="Times New Roman"/>
+          <w:i/>
+          <w:noProof/>
+          <w:sz w:val="28"/>
+          <w:szCs w:val="28"/>
+          <w:lang w:val="af-ZA"/>
+        </w:rPr>
+        <w:tab/>
+      </w:r>
+      <w:r>
+        <w:rPr>
+          <w:rFonts w:ascii="Times New Roman" w:eastAsia="Times New Roman" w:hAnsi="Times New Roman" w:cs="Times New Roman"/>
+          <w:i/>
+          <w:noProof/>
+          <w:sz w:val="28"/>
+          <w:szCs w:val="28"/>
+          <w:lang w:val="af-ZA"/>
+        </w:rPr>
+        <w:tab/>
+      </w:r>
+      <w:r>
+        <w:rPr>
+          <w:rFonts w:ascii="Times New Roman" w:eastAsia="Times New Roman" w:hAnsi="Times New Roman" w:cs="Times New Roman"/>
+          <w:i/>
+          <w:noProof/>
+          <w:sz w:val="28"/>
+          <w:szCs w:val="28"/>
+          <w:lang w:val="af-ZA"/>
+        </w:rPr>
+        <w:tab/>
+      </w:r>
+      <w:r>
+        <w:rPr>
+          <w:rFonts w:ascii="Times New Roman" w:eastAsia="Times New Roman" w:hAnsi="Times New Roman" w:cs="Times New Roman"/>
+          <w:i/>
+          <w:noProof/>
+          <w:sz w:val="28"/>
+          <w:szCs w:val="28"/>
+          <w:lang w:val="af-ZA"/>
+        </w:rPr>
+        <w:tab/>
+      </w:r>
+      <w:r>
+        <w:rPr>
+          <w:rFonts w:ascii="Times New Roman" w:eastAsia="Times New Roman" w:hAnsi="Times New Roman" w:cs="Times New Roman"/>
+          <w:i/>
+          <w:noProof/>
+          <w:sz w:val="28"/>
+          <w:szCs w:val="28"/>
+          <w:lang w:val="af-ZA"/>
+        </w:rPr>
+        <w:tab/>
+      </w:r>
+      <w:r>
+        <w:rPr>
+          <w:rFonts w:ascii="Times New Roman" w:eastAsia="Times New Roman" w:hAnsi="Times New Roman" w:cs="Times New Roman"/>
+          <w:bCs/>
+          <w:noProof/>
+          <w:sz w:val="24"/>
+          <w:szCs w:val="24"/>
+          <w:lang w:val="vi-VN"/>
+        </w:rPr>
+        <w:t>{{ChairMemberDisplay}}</w:t>
       </w:r>
     </w:p>
     <w:sectPr>
@@ -8593,7 +8755,6 @@
   <w:style w:type="character" w:default="1" w:styleId="DefaultParagraphFont">
     <w:name w:val="Default Paragraph Font"/>
     <w:uiPriority w:val="1"/>
-    <w:semiHidden/>
     <w:unhideWhenUsed/>
   </w:style>
   <w:style w:type="table" w:default="1" w:styleId="TableNormal">
